--- a/.docu/Validació de les dades/Andanes compartides.docx
+++ b/.docu/Validació de les dades/Andanes compartides.docx
@@ -1,6 +1,6 @@
 
 <file path=word/document.xml><?xml version="1.0" encoding="utf-8"?>
-<w:document xmlns:wpc="http://schemas.microsoft.com/office/word/2010/wordprocessingCanvas" xmlns:cx="http://schemas.microsoft.com/office/drawing/2014/chartex" xmlns:cx1="http://schemas.microsoft.com/office/drawing/2015/9/8/chartex" xmlns:cx2="http://schemas.microsoft.com/office/drawing/2015/10/21/chartex" xmlns:cx3="http://schemas.microsoft.com/office/drawing/2016/5/9/chartex" xmlns:cx4="http://schemas.microsoft.com/office/drawing/2016/5/10/chartex" xmlns:cx5="http://schemas.microsoft.com/office/drawing/2016/5/11/chartex" xmlns:cx6="http://schemas.microsoft.com/office/drawing/2016/5/12/chartex" xmlns:cx7="http://schemas.microsoft.com/office/drawing/2016/5/13/chartex" xmlns:cx8="http://schemas.microsoft.com/office/drawing/2016/5/14/chartex" xmlns:mc="http://schemas.openxmlformats.org/markup-compatibility/2006" xmlns:aink="http://schemas.microsoft.com/office/drawing/2016/ink" xmlns:am3d="http://schemas.microsoft.com/office/drawing/2017/model3d" xmlns:o="urn:schemas-microsoft-com:office:office" xmlns:oel="http://schemas.microsoft.com/office/2019/extlst" xmlns:r="http://schemas.openxmlformats.org/officeDocument/2006/relationships" xmlns:m="http://schemas.openxmlformats.org/officeDocument/2006/math" xmlns:v="urn:schemas-microsoft-com:vml" xmlns:wp14="http://schemas.microsoft.com/office/word/2010/wordprocessingDrawing" xmlns:wp="http://schemas.openxmlformats.org/drawingml/2006/wordprocessingDrawing" xmlns:w10="urn:schemas-microsoft-com:office:word" xmlns:w="http://schemas.openxmlformats.org/wordprocessingml/2006/main" xmlns:w14="http://schemas.microsoft.com/office/word/2010/wordml" xmlns:w15="http://schemas.microsoft.com/office/word/2012/wordml" xmlns:w16cex="http://schemas.microsoft.com/office/word/2018/wordml/cex" xmlns:w16cid="http://schemas.microsoft.com/office/word/2016/wordml/cid" xmlns:w16="http://schemas.microsoft.com/office/word/2018/wordml" xmlns:w16du="http://schemas.microsoft.com/office/word/2023/wordml/word16du" xmlns:w16sdtdh="http://schemas.microsoft.com/office/word/2020/wordml/sdtdatahash" xmlns:w16sdtfl="http://schemas.microsoft.com/office/word/2024/wordml/sdtformatlock" xmlns:w16se="http://schemas.microsoft.com/office/word/2015/wordml/symex" xmlns:wpg="http://schemas.microsoft.com/office/word/2010/wordprocessingGroup" xmlns:wpi="http://schemas.microsoft.com/office/word/2010/wordprocessingInk" xmlns:wne="http://schemas.microsoft.com/office/word/2006/wordml" xmlns:wps="http://schemas.microsoft.com/office/word/2010/wordprocessingShape" mc:Ignorable="w14 w15 w16se w16cid w16 w16cex w16sdtdh w16sdtfl w16du wp14">
+<w:document xmlns:wpc="http://schemas.microsoft.com/office/word/2010/wordprocessingCanvas" xmlns:cx="http://schemas.microsoft.com/office/drawing/2014/chartex" xmlns:cx1="http://schemas.microsoft.com/office/drawing/2015/9/8/chartex" xmlns:cx2="http://schemas.microsoft.com/office/drawing/2015/10/21/chartex" xmlns:cx3="http://schemas.microsoft.com/office/drawing/2016/5/9/chartex" xmlns:cx4="http://schemas.microsoft.com/office/drawing/2016/5/10/chartex" xmlns:cx5="http://schemas.microsoft.com/office/drawing/2016/5/11/chartex" xmlns:cx6="http://schemas.microsoft.com/office/drawing/2016/5/12/chartex" xmlns:cx7="http://schemas.microsoft.com/office/drawing/2016/5/13/chartex" xmlns:cx8="http://schemas.microsoft.com/office/drawing/2016/5/14/chartex" xmlns:mc="http://schemas.openxmlformats.org/markup-compatibility/2006" xmlns:m="http://schemas.openxmlformats.org/officeDocument/2006/math" xmlns:aink="http://schemas.microsoft.com/office/drawing/2016/ink" xmlns:am3d="http://schemas.microsoft.com/office/drawing/2017/model3d" xmlns:oel="http://schemas.microsoft.com/office/2019/extlst" xmlns:r="http://schemas.openxmlformats.org/officeDocument/2006/relationships" xmlns:wp14="http://schemas.microsoft.com/office/word/2010/wordprocessingDrawing" xmlns:wp="http://schemas.openxmlformats.org/drawingml/2006/wordprocessingDrawing" xmlns:wpg="http://schemas.microsoft.com/office/word/2010/wordprocessingGroup" xmlns:wpi="http://schemas.microsoft.com/office/word/2010/wordprocessingInk" xmlns:wps="http://schemas.microsoft.com/office/word/2010/wordprocessingShape" xmlns:o="urn:schemas-microsoft-com:office:office" xmlns:v="urn:schemas-microsoft-com:vml" xmlns:w10="urn:schemas-microsoft-com:office:word" xmlns:w="http://schemas.openxmlformats.org/wordprocessingml/2006/main" xmlns:w14="http://schemas.microsoft.com/office/word/2010/wordml" xmlns:w15="http://schemas.microsoft.com/office/word/2012/wordml" xmlns:w16cex="http://schemas.microsoft.com/office/word/2018/wordml/cex" xmlns:w16cid="http://schemas.microsoft.com/office/word/2016/wordml/cid" xmlns:w16="http://schemas.microsoft.com/office/word/2018/wordml" xmlns:w16sdtdh="http://schemas.microsoft.com/office/word/2020/wordml/sdtdatahash" xmlns:w16sdtfl="http://schemas.microsoft.com/office/word/2024/wordml/sdtformatlock" xmlns:w16se="http://schemas.microsoft.com/office/word/2015/wordml/symex" xmlns:w16du="http://schemas.microsoft.com/office/word/2023/wordml/word16du" xmlns:wne="http://schemas.microsoft.com/office/word/2006/wordml" mc:Ignorable="w14 w15 w16se w16cid w16 w16cex w16sdtdh w16sdtfl w16du wp14">
   <w:body>
     <w:p>
       <w:pPr>
@@ -12,6 +12,175 @@
       <w:r>
         <w:rPr>
           <w:rFonts w:ascii="Arial" w:hAnsi="Arial" w:cs="Arial"/>
+          <w:lang w:val="ca-ES"/>
+        </w:rPr>
+        <w:t xml:space="preserve">Arrodonint als segons, la màxima diferència entre les línies 9 i 10 és de 3s de </w:t>
+      </w:r>
+      <w:proofErr w:type="spellStart"/>
+      <w:r>
+        <w:rPr>
+          <w:rFonts w:ascii="Arial" w:hAnsi="Arial" w:cs="Arial"/>
+          <w:lang w:val="ca-ES"/>
+        </w:rPr>
+        <w:t>Collblanc</w:t>
+      </w:r>
+      <w:proofErr w:type="spellEnd"/>
+      <w:r>
+        <w:rPr>
+          <w:rFonts w:ascii="Arial" w:hAnsi="Arial" w:cs="Arial"/>
+          <w:lang w:val="ca-ES"/>
+        </w:rPr>
+        <w:t xml:space="preserve"> a Torrassa amb la L9S trigant 2min 47s i la L10S 2min 50s. </w:t>
+      </w:r>
+    </w:p>
+    <w:p>
+      <w:pPr>
+        <w:rPr>
+          <w:rFonts w:ascii="Arial" w:hAnsi="Arial" w:cs="Arial"/>
+          <w:lang w:val="ca-ES"/>
+        </w:rPr>
+      </w:pPr>
+      <w:r>
+        <w:rPr>
+          <w:rFonts w:ascii="Arial" w:hAnsi="Arial" w:cs="Arial"/>
+          <w:lang w:val="ca-ES"/>
+        </w:rPr>
+        <w:t xml:space="preserve">Això indica que sí hem de duplicar les andanes compartides per tenir diferents vèrtexs als grafs. </w:t>
+      </w:r>
+    </w:p>
+    <w:p>
+      <w:pPr>
+        <w:rPr>
+          <w:rFonts w:ascii="Arial" w:hAnsi="Arial" w:cs="Arial"/>
+          <w:lang w:val="ca-ES"/>
+        </w:rPr>
+      </w:pPr>
+      <w:r>
+        <w:rPr>
+          <w:rFonts w:ascii="Arial" w:hAnsi="Arial" w:cs="Arial"/>
+          <w:lang w:val="ca-ES"/>
+        </w:rPr>
+        <w:t xml:space="preserve">Cal recalcar que el document de </w:t>
+      </w:r>
+      <w:proofErr w:type="spellStart"/>
+      <w:r>
+        <w:rPr>
+          <w:rFonts w:ascii="Arial" w:hAnsi="Arial" w:cs="Arial"/>
+          <w:lang w:val="ca-ES"/>
+        </w:rPr>
+        <w:t>Pyhton</w:t>
+      </w:r>
+      <w:proofErr w:type="spellEnd"/>
+      <w:r>
+        <w:rPr>
+          <w:rFonts w:ascii="Arial" w:hAnsi="Arial" w:cs="Arial"/>
+          <w:lang w:val="ca-ES"/>
+        </w:rPr>
+        <w:t xml:space="preserve"> està fet per detectar totes les andanes compartides a qualsevol línia. És a dir, no es passen directament els codis de les andanes compartides de les línies 9 i 10. Això fa que el </w:t>
+      </w:r>
+      <w:proofErr w:type="spellStart"/>
+      <w:r>
+        <w:rPr>
+          <w:rFonts w:ascii="Arial" w:hAnsi="Arial" w:cs="Arial"/>
+          <w:lang w:val="ca-ES"/>
+        </w:rPr>
+        <w:t>pipeline</w:t>
+      </w:r>
+      <w:proofErr w:type="spellEnd"/>
+      <w:r>
+        <w:rPr>
+          <w:rFonts w:ascii="Arial" w:hAnsi="Arial" w:cs="Arial"/>
+          <w:lang w:val="ca-ES"/>
+        </w:rPr>
+        <w:t xml:space="preserve"> sigui escalable i reproduïble amb altres dades. Per tal de mostrar la diferència del temps que es triga en cada tram d’andanes compartides segons la línia es mostra la diferència entre el màxim i el mínim temps. En cas que només hi hagi dues línies, la nostra situació, això és equivalent a mostrar el valor absolut de la diferència dels dos temps. </w:t>
+      </w:r>
+    </w:p>
+    <w:p>
+      <w:pPr>
+        <w:rPr>
+          <w:rFonts w:ascii="Arial" w:hAnsi="Arial" w:cs="Arial"/>
+          <w:lang w:val="ca-ES"/>
+        </w:rPr>
+      </w:pPr>
+      <w:r>
+        <w:rPr>
+          <w:rFonts w:ascii="Arial" w:hAnsi="Arial" w:cs="Arial"/>
+          <w:lang w:val="ca-ES"/>
+        </w:rPr>
+        <w:t>També cal recalcar que amb la funció ‘</w:t>
+      </w:r>
+      <w:proofErr w:type="spellStart"/>
+      <w:r>
+        <w:rPr>
+          <w:rFonts w:ascii="Arial" w:hAnsi="Arial" w:cs="Arial"/>
+          <w:lang w:val="ca-ES"/>
+        </w:rPr>
+        <w:t>collect_pair_samples_by_trip_group</w:t>
+      </w:r>
+      <w:proofErr w:type="spellEnd"/>
+      <w:r>
+        <w:rPr>
+          <w:rFonts w:ascii="Arial" w:hAnsi="Arial" w:cs="Arial"/>
+          <w:lang w:val="ca-ES"/>
+        </w:rPr>
+        <w:t xml:space="preserve">’ només llegim el fitxer ‘stop_times_doors.txt’ de 203.408 files una vegada en comptes de 8 (dos grups de línies que comparteixen andanes, dos línies a cada grup i dos direccions de trips a cada línia) agrupant la informació per línia i direcció. Això fa que l’execució del document sigui molt més ràpida i eficient. </w:t>
+      </w:r>
+    </w:p>
+    <w:p>
+      <w:pPr>
+        <w:rPr>
+          <w:rFonts w:ascii="Arial" w:hAnsi="Arial" w:cs="Arial"/>
+          <w:lang w:val="ca-ES"/>
+        </w:rPr>
+      </w:pPr>
+    </w:p>
+    <w:p>
+      <w:pPr>
+        <w:rPr>
+          <w:rFonts w:ascii="Arial" w:hAnsi="Arial" w:cs="Arial"/>
+          <w:lang w:val="ca-ES"/>
+        </w:rPr>
+      </w:pPr>
+    </w:p>
+    <w:p>
+      <w:pPr>
+        <w:rPr>
+          <w:rFonts w:ascii="Arial" w:hAnsi="Arial" w:cs="Arial"/>
+          <w:lang w:val="ca-ES"/>
+        </w:rPr>
+      </w:pPr>
+    </w:p>
+    <w:p>
+      <w:pPr>
+        <w:pBdr>
+          <w:bottom w:val="single" w:sz="6" w:space="1" w:color="auto"/>
+        </w:pBdr>
+        <w:rPr>
+          <w:rFonts w:ascii="Arial" w:hAnsi="Arial" w:cs="Arial"/>
+          <w:lang w:val="ca-ES"/>
+        </w:rPr>
+      </w:pPr>
+    </w:p>
+    <w:p>
+      <w:pPr>
+        <w:rPr>
+          <w:rFonts w:ascii="Arial" w:hAnsi="Arial" w:cs="Arial"/>
+          <w:lang w:val="ca-ES"/>
+        </w:rPr>
+      </w:pPr>
+    </w:p>
+    <w:p>
+      <w:pPr>
+        <w:rPr>
+          <w:rFonts w:ascii="Arial" w:hAnsi="Arial" w:cs="Arial"/>
+          <w:color w:val="BFBFBF" w:themeColor="background1" w:themeShade="BF"/>
+          <w:lang w:val="ca-ES"/>
+        </w:rPr>
+      </w:pPr>
+      <w:r>
+        <w:rPr>
+          <w:rFonts w:ascii="Arial" w:hAnsi="Arial" w:cs="Arial"/>
+          <w:color w:val="BFBFBF" w:themeColor="background1" w:themeShade="BF"/>
           <w:lang w:val="ca-ES"/>
         </w:rPr>
         <w:t>Quin és el problema de que les parades no estiguin duplicades?</w:t>
@@ -26,12 +195,14 @@
         </w:numPr>
         <w:rPr>
           <w:rFonts w:ascii="Arial" w:hAnsi="Arial" w:cs="Arial"/>
-          <w:lang w:val="ca-ES"/>
-        </w:rPr>
-      </w:pPr>
-      <w:r>
-        <w:rPr>
-          <w:rFonts w:ascii="Arial" w:hAnsi="Arial" w:cs="Arial"/>
+          <w:color w:val="BFBFBF" w:themeColor="background1" w:themeShade="BF"/>
+          <w:lang w:val="ca-ES"/>
+        </w:rPr>
+      </w:pPr>
+      <w:r>
+        <w:rPr>
+          <w:rFonts w:ascii="Arial" w:hAnsi="Arial" w:cs="Arial"/>
+          <w:color w:val="BFBFBF" w:themeColor="background1" w:themeShade="BF"/>
           <w:lang w:val="ca-ES"/>
         </w:rPr>
         <w:t>Cohesió?</w:t>
@@ -46,12 +217,14 @@
         </w:numPr>
         <w:rPr>
           <w:rFonts w:ascii="Arial" w:hAnsi="Arial" w:cs="Arial"/>
-          <w:lang w:val="ca-ES"/>
-        </w:rPr>
-      </w:pPr>
-      <w:r>
-        <w:rPr>
-          <w:rFonts w:ascii="Arial" w:hAnsi="Arial" w:cs="Arial"/>
+          <w:color w:val="BFBFBF" w:themeColor="background1" w:themeShade="BF"/>
+          <w:lang w:val="ca-ES"/>
+        </w:rPr>
+      </w:pPr>
+      <w:r>
+        <w:rPr>
+          <w:rFonts w:ascii="Arial" w:hAnsi="Arial" w:cs="Arial"/>
+          <w:color w:val="BFBFBF" w:themeColor="background1" w:themeShade="BF"/>
           <w:lang w:val="ca-ES"/>
         </w:rPr>
         <w:t>Pel cas en el què no es trigui el mateix de parada en parada segons la línia</w:t>
@@ -66,12 +239,14 @@
         </w:numPr>
         <w:rPr>
           <w:rFonts w:ascii="Arial" w:hAnsi="Arial" w:cs="Arial"/>
-          <w:lang w:val="ca-ES"/>
-        </w:rPr>
-      </w:pPr>
-      <w:r>
-        <w:rPr>
-          <w:rFonts w:ascii="Arial" w:hAnsi="Arial" w:cs="Arial"/>
+          <w:color w:val="BFBFBF" w:themeColor="background1" w:themeShade="BF"/>
+          <w:lang w:val="ca-ES"/>
+        </w:rPr>
+      </w:pPr>
+      <w:r>
+        <w:rPr>
+          <w:rFonts w:ascii="Arial" w:hAnsi="Arial" w:cs="Arial"/>
+          <w:color w:val="BFBFBF" w:themeColor="background1" w:themeShade="BF"/>
           <w:lang w:val="ca-ES"/>
         </w:rPr>
         <w:t xml:space="preserve">La màxima diferència entre dues línies donada una direcció i un parell de parades és 0.21s (veure </w:t>
@@ -80,6 +255,7 @@
       <w:r>
         <w:rPr>
           <w:rFonts w:ascii="Arial" w:hAnsi="Arial" w:cs="Arial"/>
+          <w:color w:val="BFBFBF" w:themeColor="background1" w:themeShade="BF"/>
           <w:lang w:val="ca-ES"/>
         </w:rPr>
         <w:t>data_validation</w:t>
@@ -88,16 +264,10 @@
       <w:r>
         <w:rPr>
           <w:rFonts w:ascii="Arial" w:hAnsi="Arial" w:cs="Arial"/>
-          <w:lang w:val="ca-ES"/>
-        </w:rPr>
-        <w:t>/l9_l10.py</w:t>
-      </w:r>
-      <w:r>
-        <w:rPr>
-          <w:rFonts w:ascii="Arial" w:hAnsi="Arial" w:cs="Arial"/>
-          <w:lang w:val="ca-ES"/>
-        </w:rPr>
-        <w:t>)</w:t>
+          <w:color w:val="BFBFBF" w:themeColor="background1" w:themeShade="BF"/>
+          <w:lang w:val="ca-ES"/>
+        </w:rPr>
+        <w:t>/l9_l10.py)</w:t>
       </w:r>
     </w:p>
     <w:p>
@@ -109,12 +279,14 @@
         </w:numPr>
         <w:rPr>
           <w:rFonts w:ascii="Arial" w:hAnsi="Arial" w:cs="Arial"/>
-          <w:lang w:val="ca-ES"/>
-        </w:rPr>
-      </w:pPr>
-      <w:r>
-        <w:rPr>
-          <w:rFonts w:ascii="Arial" w:hAnsi="Arial" w:cs="Arial"/>
+          <w:color w:val="BFBFBF" w:themeColor="background1" w:themeShade="BF"/>
+          <w:lang w:val="ca-ES"/>
+        </w:rPr>
+      </w:pPr>
+      <w:r>
+        <w:rPr>
+          <w:rFonts w:ascii="Arial" w:hAnsi="Arial" w:cs="Arial"/>
+          <w:color w:val="BFBFBF" w:themeColor="background1" w:themeShade="BF"/>
           <w:lang w:val="ca-ES"/>
         </w:rPr>
         <w:t xml:space="preserve">Tot i així, en el cas de </w:t>
@@ -123,6 +295,7 @@
       <w:r>
         <w:rPr>
           <w:rFonts w:ascii="Arial" w:hAnsi="Arial" w:cs="Arial"/>
+          <w:color w:val="BFBFBF" w:themeColor="background1" w:themeShade="BF"/>
           <w:lang w:val="ca-ES"/>
         </w:rPr>
         <w:t>Collblanc</w:t>
@@ -131,6 +304,7 @@
       <w:r>
         <w:rPr>
           <w:rFonts w:ascii="Arial" w:hAnsi="Arial" w:cs="Arial"/>
+          <w:color w:val="BFBFBF" w:themeColor="background1" w:themeShade="BF"/>
           <w:lang w:val="ca-ES"/>
         </w:rPr>
         <w:t xml:space="preserve"> a Torrassa a la L9 el temps és de 2:12 i a la L10 de 2:13 (amb una diferència de 0.09s)</w:t>
@@ -145,12 +319,14 @@
         </w:numPr>
         <w:rPr>
           <w:rFonts w:ascii="Arial" w:hAnsi="Arial" w:cs="Arial"/>
-          <w:lang w:val="ca-ES"/>
-        </w:rPr>
-      </w:pPr>
-      <w:r>
-        <w:rPr>
-          <w:rFonts w:ascii="Arial" w:hAnsi="Arial" w:cs="Arial"/>
+          <w:color w:val="BFBFBF" w:themeColor="background1" w:themeShade="BF"/>
+          <w:lang w:val="ca-ES"/>
+        </w:rPr>
+      </w:pPr>
+      <w:r>
+        <w:rPr>
+          <w:rFonts w:ascii="Arial" w:hAnsi="Arial" w:cs="Arial"/>
+          <w:color w:val="BFBFBF" w:themeColor="background1" w:themeShade="BF"/>
           <w:lang w:val="ca-ES"/>
         </w:rPr>
         <w:t>Seguint la regla d’arrodonir als segons, sí convindria la duplicació</w:t>
@@ -160,12 +336,14 @@
       <w:pPr>
         <w:rPr>
           <w:rFonts w:ascii="Arial" w:hAnsi="Arial" w:cs="Arial"/>
-          <w:lang w:val="ca-ES"/>
-        </w:rPr>
-      </w:pPr>
-      <w:r>
-        <w:rPr>
-          <w:rFonts w:ascii="Arial" w:hAnsi="Arial" w:cs="Arial"/>
+          <w:color w:val="BFBFBF" w:themeColor="background1" w:themeShade="BF"/>
+          <w:lang w:val="ca-ES"/>
+        </w:rPr>
+      </w:pPr>
+      <w:r>
+        <w:rPr>
+          <w:rFonts w:ascii="Arial" w:hAnsi="Arial" w:cs="Arial"/>
+          <w:color w:val="BFBFBF" w:themeColor="background1" w:themeShade="BF"/>
           <w:lang w:val="ca-ES"/>
         </w:rPr>
         <w:t>En cas de duplicació:</w:t>
@@ -180,12 +358,14 @@
         </w:numPr>
         <w:rPr>
           <w:rFonts w:ascii="Arial" w:hAnsi="Arial" w:cs="Arial"/>
-          <w:lang w:val="ca-ES"/>
-        </w:rPr>
-      </w:pPr>
-      <w:r>
-        <w:rPr>
-          <w:rFonts w:ascii="Arial" w:hAnsi="Arial" w:cs="Arial"/>
+          <w:color w:val="BFBFBF" w:themeColor="background1" w:themeShade="BF"/>
+          <w:lang w:val="ca-ES"/>
+        </w:rPr>
+      </w:pPr>
+      <w:r>
+        <w:rPr>
+          <w:rFonts w:ascii="Arial" w:hAnsi="Arial" w:cs="Arial"/>
+          <w:color w:val="BFBFBF" w:themeColor="background1" w:themeShade="BF"/>
           <w:lang w:val="ca-ES"/>
         </w:rPr>
         <w:t>Dupliquem també les andanes que no són compartides?</w:t>
@@ -200,12 +380,14 @@
         </w:numPr>
         <w:rPr>
           <w:rFonts w:ascii="Arial" w:hAnsi="Arial" w:cs="Arial"/>
-          <w:lang w:val="ca-ES"/>
-        </w:rPr>
-      </w:pPr>
-      <w:r>
-        <w:rPr>
-          <w:rFonts w:ascii="Arial" w:hAnsi="Arial" w:cs="Arial"/>
+          <w:color w:val="BFBFBF" w:themeColor="background1" w:themeShade="BF"/>
+          <w:lang w:val="ca-ES"/>
+        </w:rPr>
+      </w:pPr>
+      <w:r>
+        <w:rPr>
+          <w:rFonts w:ascii="Arial" w:hAnsi="Arial" w:cs="Arial"/>
+          <w:color w:val="BFBFBF" w:themeColor="background1" w:themeShade="BF"/>
           <w:lang w:val="ca-ES"/>
         </w:rPr>
         <w:t xml:space="preserve">S’haurien de modificar </w:t>
@@ -220,12 +402,14 @@
         </w:numPr>
         <w:rPr>
           <w:rFonts w:ascii="Arial" w:hAnsi="Arial" w:cs="Arial"/>
-          <w:lang w:val="ca-ES"/>
-        </w:rPr>
-      </w:pPr>
-      <w:r>
-        <w:rPr>
-          <w:rFonts w:ascii="Arial" w:hAnsi="Arial" w:cs="Arial"/>
+          <w:color w:val="BFBFBF" w:themeColor="background1" w:themeShade="BF"/>
+          <w:lang w:val="ca-ES"/>
+        </w:rPr>
+      </w:pPr>
+      <w:r>
+        <w:rPr>
+          <w:rFonts w:ascii="Arial" w:hAnsi="Arial" w:cs="Arial"/>
+          <w:color w:val="BFBFBF" w:themeColor="background1" w:themeShade="BF"/>
           <w:lang w:val="ca-ES"/>
         </w:rPr>
         <w:t>els fitxers .</w:t>
@@ -234,6 +418,7 @@
       <w:r>
         <w:rPr>
           <w:rFonts w:ascii="Arial" w:hAnsi="Arial" w:cs="Arial"/>
+          <w:color w:val="BFBFBF" w:themeColor="background1" w:themeShade="BF"/>
           <w:lang w:val="ca-ES"/>
         </w:rPr>
         <w:t>txt</w:t>
@@ -242,6 +427,7 @@
       <w:r>
         <w:rPr>
           <w:rFonts w:ascii="Arial" w:hAnsi="Arial" w:cs="Arial"/>
+          <w:color w:val="BFBFBF" w:themeColor="background1" w:themeShade="BF"/>
           <w:lang w:val="ca-ES"/>
         </w:rPr>
         <w:t xml:space="preserve"> </w:t>
@@ -256,12 +442,14 @@
         </w:numPr>
         <w:rPr>
           <w:rFonts w:ascii="Arial" w:hAnsi="Arial" w:cs="Arial"/>
-          <w:lang w:val="ca-ES"/>
-        </w:rPr>
-      </w:pPr>
-      <w:r>
-        <w:rPr>
-          <w:rFonts w:ascii="Arial" w:hAnsi="Arial" w:cs="Arial"/>
+          <w:color w:val="BFBFBF" w:themeColor="background1" w:themeShade="BF"/>
+          <w:lang w:val="ca-ES"/>
+        </w:rPr>
+      </w:pPr>
+      <w:r>
+        <w:rPr>
+          <w:rFonts w:ascii="Arial" w:hAnsi="Arial" w:cs="Arial"/>
+          <w:color w:val="BFBFBF" w:themeColor="background1" w:themeShade="BF"/>
           <w:lang w:val="ca-ES"/>
         </w:rPr>
         <w:t>Andanes, entrades</w:t>
@@ -276,6 +464,7 @@
         </w:numPr>
         <w:rPr>
           <w:rFonts w:ascii="Arial" w:hAnsi="Arial" w:cs="Arial"/>
+          <w:color w:val="BFBFBF" w:themeColor="background1" w:themeShade="BF"/>
           <w:lang w:val="ca-ES"/>
         </w:rPr>
       </w:pPr>
@@ -283,6 +472,7 @@
       <w:r>
         <w:rPr>
           <w:rFonts w:ascii="Arial" w:hAnsi="Arial" w:cs="Arial"/>
+          <w:color w:val="BFBFBF" w:themeColor="background1" w:themeShade="BF"/>
           <w:lang w:val="ca-ES"/>
         </w:rPr>
         <w:t>Pathways</w:t>
@@ -298,20 +488,24 @@
         </w:numPr>
         <w:rPr>
           <w:rFonts w:ascii="Arial" w:hAnsi="Arial" w:cs="Arial"/>
-          <w:lang w:val="ca-ES"/>
-        </w:rPr>
-      </w:pPr>
-      <w:r>
-        <w:rPr>
-          <w:rFonts w:ascii="Arial" w:hAnsi="Arial" w:cs="Arial"/>
-          <w:lang w:val="ca-ES"/>
-        </w:rPr>
+          <w:color w:val="BFBFBF" w:themeColor="background1" w:themeShade="BF"/>
+          <w:lang w:val="ca-ES"/>
+        </w:rPr>
+      </w:pPr>
+      <w:r>
+        <w:rPr>
+          <w:rFonts w:ascii="Arial" w:hAnsi="Arial" w:cs="Arial"/>
+          <w:color w:val="BFBFBF" w:themeColor="background1" w:themeShade="BF"/>
+          <w:lang w:val="ca-ES"/>
+        </w:rPr>
+        <w:lastRenderedPageBreak/>
         <w:t xml:space="preserve">Afegir el </w:t>
       </w:r>
       <w:proofErr w:type="spellStart"/>
       <w:r>
         <w:rPr>
           <w:rFonts w:ascii="Arial" w:hAnsi="Arial" w:cs="Arial"/>
+          <w:color w:val="BFBFBF" w:themeColor="background1" w:themeShade="BF"/>
           <w:lang w:val="ca-ES"/>
         </w:rPr>
         <w:t>pathway</w:t>
@@ -320,6 +514,7 @@
       <w:r>
         <w:rPr>
           <w:rFonts w:ascii="Arial" w:hAnsi="Arial" w:cs="Arial"/>
+          <w:color w:val="BFBFBF" w:themeColor="background1" w:themeShade="BF"/>
           <w:lang w:val="ca-ES"/>
         </w:rPr>
         <w:t xml:space="preserve"> entre les andanes duplicades amb temps 15s i </w:t>
@@ -328,6 +523,7 @@
       <w:r>
         <w:rPr>
           <w:rFonts w:ascii="Arial" w:hAnsi="Arial" w:cs="Arial"/>
+          <w:color w:val="BFBFBF" w:themeColor="background1" w:themeShade="BF"/>
           <w:lang w:val="ca-ES"/>
         </w:rPr>
         <w:t>signpost</w:t>
@@ -336,6 +532,7 @@
       <w:r>
         <w:rPr>
           <w:rFonts w:ascii="Arial" w:hAnsi="Arial" w:cs="Arial"/>
+          <w:color w:val="BFBFBF" w:themeColor="background1" w:themeShade="BF"/>
           <w:lang w:val="ca-ES"/>
         </w:rPr>
         <w:t xml:space="preserve"> “Correspondència LX - LY”</w:t>
@@ -350,12 +547,14 @@
         </w:numPr>
         <w:rPr>
           <w:rFonts w:ascii="Arial" w:hAnsi="Arial" w:cs="Arial"/>
-          <w:lang w:val="ca-ES"/>
-        </w:rPr>
-      </w:pPr>
-      <w:r>
-        <w:rPr>
-          <w:rFonts w:ascii="Arial" w:hAnsi="Arial" w:cs="Arial"/>
+          <w:color w:val="BFBFBF" w:themeColor="background1" w:themeShade="BF"/>
+          <w:lang w:val="ca-ES"/>
+        </w:rPr>
+      </w:pPr>
+      <w:r>
+        <w:rPr>
+          <w:rFonts w:ascii="Arial" w:hAnsi="Arial" w:cs="Arial"/>
+          <w:color w:val="BFBFBF" w:themeColor="background1" w:themeShade="BF"/>
           <w:lang w:val="ca-ES"/>
         </w:rPr>
         <w:t xml:space="preserve">Per cohesió ha d’existir un temps perquè totes les andanes d’una mateixa parada tenen un </w:t>
@@ -364,6 +563,7 @@
       <w:r>
         <w:rPr>
           <w:rFonts w:ascii="Arial" w:hAnsi="Arial" w:cs="Arial"/>
+          <w:color w:val="BFBFBF" w:themeColor="background1" w:themeShade="BF"/>
           <w:lang w:val="ca-ES"/>
         </w:rPr>
         <w:t>pathway</w:t>
@@ -372,6 +572,7 @@
       <w:r>
         <w:rPr>
           <w:rFonts w:ascii="Arial" w:hAnsi="Arial" w:cs="Arial"/>
+          <w:color w:val="BFBFBF" w:themeColor="background1" w:themeShade="BF"/>
           <w:lang w:val="ca-ES"/>
         </w:rPr>
         <w:t xml:space="preserve"> en tots els altres casos</w:t>
@@ -386,12 +587,14 @@
         </w:numPr>
         <w:rPr>
           <w:rFonts w:ascii="Arial" w:hAnsi="Arial" w:cs="Arial"/>
-          <w:lang w:val="ca-ES"/>
-        </w:rPr>
-      </w:pPr>
-      <w:r>
-        <w:rPr>
-          <w:rFonts w:ascii="Arial" w:hAnsi="Arial" w:cs="Arial"/>
+          <w:color w:val="BFBFBF" w:themeColor="background1" w:themeShade="BF"/>
+          <w:lang w:val="ca-ES"/>
+        </w:rPr>
+      </w:pPr>
+      <w:r>
+        <w:rPr>
+          <w:rFonts w:ascii="Arial" w:hAnsi="Arial" w:cs="Arial"/>
+          <w:color w:val="BFBFBF" w:themeColor="background1" w:themeShade="BF"/>
           <w:lang w:val="ca-ES"/>
         </w:rPr>
         <w:t xml:space="preserve">Canviar el </w:t>
@@ -400,6 +603,7 @@
       <w:r>
         <w:rPr>
           <w:rFonts w:ascii="Arial" w:hAnsi="Arial" w:cs="Arial"/>
+          <w:color w:val="BFBFBF" w:themeColor="background1" w:themeShade="BF"/>
           <w:lang w:val="ca-ES"/>
         </w:rPr>
         <w:t>pathway</w:t>
@@ -408,6 +612,7 @@
       <w:r>
         <w:rPr>
           <w:rFonts w:ascii="Arial" w:hAnsi="Arial" w:cs="Arial"/>
+          <w:color w:val="BFBFBF" w:themeColor="background1" w:themeShade="BF"/>
           <w:lang w:val="ca-ES"/>
         </w:rPr>
         <w:t xml:space="preserve"> amb l’andana antiga per les dues de noves</w:t>
@@ -422,12 +627,14 @@
         </w:numPr>
         <w:rPr>
           <w:rFonts w:ascii="Arial" w:hAnsi="Arial" w:cs="Arial"/>
-          <w:lang w:val="ca-ES"/>
-        </w:rPr>
-      </w:pPr>
-      <w:r>
-        <w:rPr>
-          <w:rFonts w:ascii="Arial" w:hAnsi="Arial" w:cs="Arial"/>
+          <w:color w:val="BFBFBF" w:themeColor="background1" w:themeShade="BF"/>
+          <w:lang w:val="ca-ES"/>
+        </w:rPr>
+      </w:pPr>
+      <w:r>
+        <w:rPr>
+          <w:rFonts w:ascii="Arial" w:hAnsi="Arial" w:cs="Arial"/>
+          <w:color w:val="BFBFBF" w:themeColor="background1" w:themeShade="BF"/>
           <w:lang w:val="ca-ES"/>
         </w:rPr>
         <w:t xml:space="preserve">el diccionari </w:t>
@@ -442,12 +649,14 @@
         </w:numPr>
         <w:rPr>
           <w:rFonts w:ascii="Arial" w:hAnsi="Arial" w:cs="Arial"/>
-          <w:lang w:val="ca-ES"/>
-        </w:rPr>
-      </w:pPr>
-      <w:r>
-        <w:rPr>
-          <w:rFonts w:ascii="Arial" w:hAnsi="Arial" w:cs="Arial"/>
+          <w:color w:val="BFBFBF" w:themeColor="background1" w:themeShade="BF"/>
+          <w:lang w:val="ca-ES"/>
+        </w:rPr>
+      </w:pPr>
+      <w:r>
+        <w:rPr>
+          <w:rFonts w:ascii="Arial" w:hAnsi="Arial" w:cs="Arial"/>
+          <w:color w:val="BFBFBF" w:themeColor="background1" w:themeShade="BF"/>
           <w:lang w:val="ca-ES"/>
         </w:rPr>
         <w:t>E</w:t>
@@ -455,6 +664,7 @@
       <w:r>
         <w:rPr>
           <w:rFonts w:ascii="Arial" w:hAnsi="Arial" w:cs="Arial"/>
+          <w:color w:val="BFBFBF" w:themeColor="background1" w:themeShade="BF"/>
           <w:lang w:val="ca-ES"/>
         </w:rPr>
         <w:t>l pes “</w:t>
@@ -463,6 +673,7 @@
       <w:r>
         <w:rPr>
           <w:rFonts w:ascii="Arial" w:hAnsi="Arial" w:cs="Arial"/>
+          <w:color w:val="BFBFBF" w:themeColor="background1" w:themeShade="BF"/>
           <w:lang w:val="ca-ES"/>
         </w:rPr>
         <w:t>waiting</w:t>
@@ -471,6 +682,7 @@
       <w:r>
         <w:rPr>
           <w:rFonts w:ascii="Arial" w:hAnsi="Arial" w:cs="Arial"/>
+          <w:color w:val="BFBFBF" w:themeColor="background1" w:themeShade="BF"/>
           <w:lang w:val="ca-ES"/>
         </w:rPr>
         <w:t>” es traduiria en un “</w:t>
@@ -479,6 +691,7 @@
       <w:r>
         <w:rPr>
           <w:rFonts w:ascii="Arial" w:hAnsi="Arial" w:cs="Arial"/>
+          <w:color w:val="BFBFBF" w:themeColor="background1" w:themeShade="BF"/>
           <w:lang w:val="ca-ES"/>
         </w:rPr>
         <w:t>pathway</w:t>
@@ -487,6 +700,7 @@
       <w:r>
         <w:rPr>
           <w:rFonts w:ascii="Arial" w:hAnsi="Arial" w:cs="Arial"/>
+          <w:color w:val="BFBFBF" w:themeColor="background1" w:themeShade="BF"/>
           <w:lang w:val="ca-ES"/>
         </w:rPr>
         <w:t>” entre aquestes, oi?</w:t>
@@ -501,12 +715,14 @@
         </w:numPr>
         <w:rPr>
           <w:rFonts w:ascii="Arial" w:hAnsi="Arial" w:cs="Arial"/>
-          <w:lang w:val="ca-ES"/>
-        </w:rPr>
-      </w:pPr>
-      <w:r>
-        <w:rPr>
-          <w:rFonts w:ascii="Arial" w:hAnsi="Arial" w:cs="Arial"/>
+          <w:color w:val="BFBFBF" w:themeColor="background1" w:themeShade="BF"/>
+          <w:lang w:val="ca-ES"/>
+        </w:rPr>
+      </w:pPr>
+      <w:r>
+        <w:rPr>
+          <w:rFonts w:ascii="Arial" w:hAnsi="Arial" w:cs="Arial"/>
+          <w:color w:val="BFBFBF" w:themeColor="background1" w:themeShade="BF"/>
           <w:lang w:val="ca-ES"/>
         </w:rPr>
         <w:t>En el cas de les parades compartides, per baixar-te d’un metro d’una línia i pujar-te en un altre de l’altra línia es triga un temps.</w:t>
@@ -521,12 +737,14 @@
         </w:numPr>
         <w:rPr>
           <w:rFonts w:ascii="Arial" w:hAnsi="Arial" w:cs="Arial"/>
-          <w:lang w:val="ca-ES"/>
-        </w:rPr>
-      </w:pPr>
-      <w:r>
-        <w:rPr>
-          <w:rFonts w:ascii="Arial" w:hAnsi="Arial" w:cs="Arial"/>
+          <w:color w:val="BFBFBF" w:themeColor="background1" w:themeShade="BF"/>
+          <w:lang w:val="ca-ES"/>
+        </w:rPr>
+      </w:pPr>
+      <w:r>
+        <w:rPr>
+          <w:rFonts w:ascii="Arial" w:hAnsi="Arial" w:cs="Arial"/>
+          <w:color w:val="BFBFBF" w:themeColor="background1" w:themeShade="BF"/>
           <w:lang w:val="ca-ES"/>
         </w:rPr>
         <w:t xml:space="preserve">Se li pot assignar 15s (el mínim registrat a PW) </w:t>
@@ -534,6 +752,7 @@
       <w:r>
         <w:rPr>
           <w:rFonts w:ascii="Arial" w:hAnsi="Arial" w:cs="Arial"/>
+          <w:color w:val="BFBFBF" w:themeColor="background1" w:themeShade="BF"/>
           <w:lang w:val="ca-ES"/>
         </w:rPr>
         <w:sym w:font="Wingdings" w:char="F0DF"/>
@@ -541,6 +760,7 @@
       <w:r>
         <w:rPr>
           <w:rFonts w:ascii="Arial" w:hAnsi="Arial" w:cs="Arial"/>
+          <w:color w:val="BFBFBF" w:themeColor="background1" w:themeShade="BF"/>
           <w:lang w:val="ca-ES"/>
         </w:rPr>
         <w:t xml:space="preserve"> WT convertit en PW</w:t>
@@ -555,12 +775,14 @@
         </w:numPr>
         <w:rPr>
           <w:rFonts w:ascii="Arial" w:hAnsi="Arial" w:cs="Arial"/>
-          <w:lang w:val="ca-ES"/>
-        </w:rPr>
-      </w:pPr>
-      <w:r>
-        <w:rPr>
-          <w:rFonts w:ascii="Arial" w:hAnsi="Arial" w:cs="Arial"/>
+          <w:color w:val="BFBFBF" w:themeColor="background1" w:themeShade="BF"/>
+          <w:lang w:val="ca-ES"/>
+        </w:rPr>
+      </w:pPr>
+      <w:r>
+        <w:rPr>
+          <w:rFonts w:ascii="Arial" w:hAnsi="Arial" w:cs="Arial"/>
+          <w:color w:val="BFBFBF" w:themeColor="background1" w:themeShade="BF"/>
           <w:lang w:val="ca-ES"/>
         </w:rPr>
         <w:t>Posar-li el temps mitjà d’espera no és coherent amb la hipòtesis d’espera nul·la a les andanes</w:t>
@@ -570,6 +792,7 @@
       <w:pPr>
         <w:rPr>
           <w:rFonts w:ascii="Arial" w:hAnsi="Arial" w:cs="Arial"/>
+          <w:color w:val="BFBFBF" w:themeColor="background1" w:themeShade="BF"/>
           <w:lang w:val="ca-ES"/>
         </w:rPr>
       </w:pPr>
@@ -585,7 +808,7 @@
 </file>
 
 <file path=word/numbering.xml><?xml version="1.0" encoding="utf-8"?>
-<w:numbering xmlns:wpc="http://schemas.microsoft.com/office/word/2010/wordprocessingCanvas" xmlns:cx="http://schemas.microsoft.com/office/drawing/2014/chartex" xmlns:cx1="http://schemas.microsoft.com/office/drawing/2015/9/8/chartex" xmlns:cx2="http://schemas.microsoft.com/office/drawing/2015/10/21/chartex" xmlns:cx3="http://schemas.microsoft.com/office/drawing/2016/5/9/chartex" xmlns:cx4="http://schemas.microsoft.com/office/drawing/2016/5/10/chartex" xmlns:cx5="http://schemas.microsoft.com/office/drawing/2016/5/11/chartex" xmlns:cx6="http://schemas.microsoft.com/office/drawing/2016/5/12/chartex" xmlns:cx7="http://schemas.microsoft.com/office/drawing/2016/5/13/chartex" xmlns:cx8="http://schemas.microsoft.com/office/drawing/2016/5/14/chartex" xmlns:mc="http://schemas.openxmlformats.org/markup-compatibility/2006" xmlns:aink="http://schemas.microsoft.com/office/drawing/2016/ink" xmlns:am3d="http://schemas.microsoft.com/office/drawing/2017/model3d" xmlns:o="urn:schemas-microsoft-com:office:office" xmlns:oel="http://schemas.microsoft.com/office/2019/extlst" xmlns:r="http://schemas.openxmlformats.org/officeDocument/2006/relationships" xmlns:m="http://schemas.openxmlformats.org/officeDocument/2006/math" xmlns:v="urn:schemas-microsoft-com:vml" xmlns:wp14="http://schemas.microsoft.com/office/word/2010/wordprocessingDrawing" xmlns:wp="http://schemas.openxmlformats.org/drawingml/2006/wordprocessingDrawing" xmlns:w10="urn:schemas-microsoft-com:office:word" xmlns:w="http://schemas.openxmlformats.org/wordprocessingml/2006/main" xmlns:w14="http://schemas.microsoft.com/office/word/2010/wordml" xmlns:w15="http://schemas.microsoft.com/office/word/2012/wordml" xmlns:w16cex="http://schemas.microsoft.com/office/word/2018/wordml/cex" xmlns:w16cid="http://schemas.microsoft.com/office/word/2016/wordml/cid" xmlns:w16="http://schemas.microsoft.com/office/word/2018/wordml" xmlns:w16du="http://schemas.microsoft.com/office/word/2023/wordml/word16du" xmlns:w16sdtdh="http://schemas.microsoft.com/office/word/2020/wordml/sdtdatahash" xmlns:w16sdtfl="http://schemas.microsoft.com/office/word/2024/wordml/sdtformatlock" xmlns:w16se="http://schemas.microsoft.com/office/word/2015/wordml/symex" xmlns:wpg="http://schemas.microsoft.com/office/word/2010/wordprocessingGroup" xmlns:wpi="http://schemas.microsoft.com/office/word/2010/wordprocessingInk" xmlns:wne="http://schemas.microsoft.com/office/word/2006/wordml" xmlns:wps="http://schemas.microsoft.com/office/word/2010/wordprocessingShape" mc:Ignorable="w14 w15 w16se w16cid w16 w16cex w16sdtdh w16sdtfl w16du wp14">
+<w:numbering xmlns:wpc="http://schemas.microsoft.com/office/word/2010/wordprocessingCanvas" xmlns:cx="http://schemas.microsoft.com/office/drawing/2014/chartex" xmlns:cx1="http://schemas.microsoft.com/office/drawing/2015/9/8/chartex" xmlns:cx2="http://schemas.microsoft.com/office/drawing/2015/10/21/chartex" xmlns:cx3="http://schemas.microsoft.com/office/drawing/2016/5/9/chartex" xmlns:cx4="http://schemas.microsoft.com/office/drawing/2016/5/10/chartex" xmlns:cx5="http://schemas.microsoft.com/office/drawing/2016/5/11/chartex" xmlns:cx6="http://schemas.microsoft.com/office/drawing/2016/5/12/chartex" xmlns:cx7="http://schemas.microsoft.com/office/drawing/2016/5/13/chartex" xmlns:cx8="http://schemas.microsoft.com/office/drawing/2016/5/14/chartex" xmlns:mc="http://schemas.openxmlformats.org/markup-compatibility/2006" xmlns:m="http://schemas.openxmlformats.org/officeDocument/2006/math" xmlns:aink="http://schemas.microsoft.com/office/drawing/2016/ink" xmlns:am3d="http://schemas.microsoft.com/office/drawing/2017/model3d" xmlns:oel="http://schemas.microsoft.com/office/2019/extlst" xmlns:r="http://schemas.openxmlformats.org/officeDocument/2006/relationships" xmlns:wp14="http://schemas.microsoft.com/office/word/2010/wordprocessingDrawing" xmlns:wp="http://schemas.openxmlformats.org/drawingml/2006/wordprocessingDrawing" xmlns:wpg="http://schemas.microsoft.com/office/word/2010/wordprocessingGroup" xmlns:wpi="http://schemas.microsoft.com/office/word/2010/wordprocessingInk" xmlns:wps="http://schemas.microsoft.com/office/word/2010/wordprocessingShape" xmlns:o="urn:schemas-microsoft-com:office:office" xmlns:v="urn:schemas-microsoft-com:vml" xmlns:w10="urn:schemas-microsoft-com:office:word" xmlns:w="http://schemas.openxmlformats.org/wordprocessingml/2006/main" xmlns:w14="http://schemas.microsoft.com/office/word/2010/wordml" xmlns:w15="http://schemas.microsoft.com/office/word/2012/wordml" xmlns:w16cex="http://schemas.microsoft.com/office/word/2018/wordml/cex" xmlns:w16cid="http://schemas.microsoft.com/office/word/2016/wordml/cid" xmlns:w16="http://schemas.microsoft.com/office/word/2018/wordml" xmlns:w16sdtdh="http://schemas.microsoft.com/office/word/2020/wordml/sdtdatahash" xmlns:w16sdtfl="http://schemas.microsoft.com/office/word/2024/wordml/sdtformatlock" xmlns:w16se="http://schemas.microsoft.com/office/word/2015/wordml/symex" xmlns:w16du="http://schemas.microsoft.com/office/word/2023/wordml/word16du" xmlns:wne="http://schemas.microsoft.com/office/word/2006/wordml" mc:Ignorable="w14 w15 w16se w16cid w16 w16cex w16sdtdh w16sdtfl w16du wp14">
   <w:abstractNum w:abstractNumId="0" w15:restartNumberingAfterBreak="0">
     <w:nsid w:val="38BA751B"/>
     <w:multiLevelType w:val="hybridMultilevel"/>
@@ -820,7 +1043,7 @@
 </file>
 
 <file path=word/styles.xml><?xml version="1.0" encoding="utf-8"?>
-<w:styles xmlns:mc="http://schemas.openxmlformats.org/markup-compatibility/2006" xmlns:r="http://schemas.openxmlformats.org/officeDocument/2006/relationships" xmlns:w="http://schemas.openxmlformats.org/wordprocessingml/2006/main" xmlns:w14="http://schemas.microsoft.com/office/word/2010/wordml" xmlns:w15="http://schemas.microsoft.com/office/word/2012/wordml" xmlns:w16cex="http://schemas.microsoft.com/office/word/2018/wordml/cex" xmlns:w16cid="http://schemas.microsoft.com/office/word/2016/wordml/cid" xmlns:w16="http://schemas.microsoft.com/office/word/2018/wordml" xmlns:w16du="http://schemas.microsoft.com/office/word/2023/wordml/word16du" xmlns:w16sdtdh="http://schemas.microsoft.com/office/word/2020/wordml/sdtdatahash" xmlns:w16sdtfl="http://schemas.microsoft.com/office/word/2024/wordml/sdtformatlock" xmlns:w16se="http://schemas.microsoft.com/office/word/2015/wordml/symex" mc:Ignorable="w14 w15 w16se w16cid w16 w16cex w16sdtdh w16sdtfl w16du">
+<w:styles xmlns:mc="http://schemas.openxmlformats.org/markup-compatibility/2006" xmlns:r="http://schemas.openxmlformats.org/officeDocument/2006/relationships" xmlns:w="http://schemas.openxmlformats.org/wordprocessingml/2006/main" xmlns:w14="http://schemas.microsoft.com/office/word/2010/wordml" xmlns:w15="http://schemas.microsoft.com/office/word/2012/wordml" xmlns:w16cex="http://schemas.microsoft.com/office/word/2018/wordml/cex" xmlns:w16cid="http://schemas.microsoft.com/office/word/2016/wordml/cid" xmlns:w16="http://schemas.microsoft.com/office/word/2018/wordml" xmlns:w16sdtdh="http://schemas.microsoft.com/office/word/2020/wordml/sdtdatahash" xmlns:w16sdtfl="http://schemas.microsoft.com/office/word/2024/wordml/sdtformatlock" xmlns:w16se="http://schemas.microsoft.com/office/word/2015/wordml/symex" xmlns:w16du="http://schemas.microsoft.com/office/word/2023/wordml/word16du" mc:Ignorable="w14 w15 w16se w16cid w16 w16cex w16sdtdh w16sdtfl w16du">
   <w:docDefaults>
     <w:rPrDefault>
       <w:rPr>
